--- a/public/templates/redeployment-skills-inventory-template.docx
+++ b/public/templates/redeployment-skills-inventory-template.docx
@@ -910,7 +910,7 @@
           <w:i/>
           <w:iCs/>
         </w:rPr>
-        <w:t xml:space="preserve">AdaptiveResume builds this record per employee from their real work, with every line confirmed by the employee, and returns a finished resume in DOCX and PDF plus a batch report in CSV. We never add a credential nobody confirmed, and we never promise anyone a role. Request a per-employee quote at adaptiveresume.com/business.</w:t>
+        <w:t xml:space="preserve">AdaptiveResume builds this record per employee from their real work, with every new line confirmed by the employee, and returns a finished resume in DOCX and PDF plus a batch report in CSV. We never add a credential nobody confirmed, and we never promise anyone a role. Request a per-employee quote at adaptiveresume.com/business.</w:t>
       </w:r>
     </w:p>
     <w:bookmarkEnd w:id="14"/>

--- a/public/templates/redeployment-skills-inventory-template.docx
+++ b/public/templates/redeployment-skills-inventory-template.docx
@@ -910,7 +910,7 @@
           <w:i/>
           <w:iCs/>
         </w:rPr>
-        <w:t xml:space="preserve">AdaptiveResume builds this record per employee from their real work, with every new line confirmed by the employee, and returns a finished resume in DOCX and PDF plus a batch report in CSV. We never add a credential nobody confirmed, and we never promise anyone a role. Request a per-employee quote at adaptiveresume.com/business.</w:t>
+        <w:t xml:space="preserve">AdaptiveResume builds this record per employee from their real work, with every item confirmed by the employee, and returns a finished resume in DOCX and PDF plus a batch report in CSV. We never add a credential nobody confirmed, and we never promise anyone a role. Request a per-employee quote at adaptiveresume.com/business.</w:t>
       </w:r>
     </w:p>
     <w:bookmarkEnd w:id="14"/>
